--- a/fuentes/63110196_CF1_DU.docx
+++ b/fuentes/63110196_CF1_DU.docx
@@ -8990,6 +8990,7 @@
         <w:rPr>
           <w:lang w:val="es-419" w:eastAsia="es-CO"/>
         </w:rPr>
+        <w:lastRenderedPageBreak/>
         <w:t>Nota. SENA, (2026).</w:t>
       </w:r>
     </w:p>
@@ -12555,10 +12556,10 @@
           <w:lang w:val="es-419" w:eastAsia="es-CO"/>
         </w:rPr>
         <w:drawing>
-          <wp:inline distT="0" distB="0" distL="0" distR="0" wp14:anchorId="25FA8284" wp14:editId="564B7FDC">
+          <wp:inline distT="0" distB="0" distL="0" distR="0" wp14:anchorId="25FA8284" wp14:editId="770C4F65">
             <wp:extent cx="6332220" cy="1698625"/>
             <wp:effectExtent l="0" t="0" r="0" b="0"/>
-            <wp:docPr id="4" name="Imagen 4" descr="En la figura 1 se enlistan las estrategias DOFA y su alcance: &#10;FO&#10;Fortalezas + Oportunidades= Crecimiento.&#10;DO&#10;Debilidades + Oportunidades= Mejora.&#10;FA&#10;Fortalezas + Amenazas= Protección.&#10;DA&#10;Debilidades + Amenazas= Defensa.&#10;"/>
+            <wp:docPr id="4" name="Imagen 4" descr="La figura describe una matriz DOFA dividida en cuatro cuadrantes: FO (fortalezas más oportunidades, orientadas al crecimiento), FA (fortalezas más amenazas, enfocadas en la protección), DO (debilidades más oportunidades, dirigidas a la mejora) y DA (debilidades más amenazas, orientadas a la defensa)."/>
             <wp:cNvGraphicFramePr>
               <a:graphicFrameLocks xmlns:a="http://schemas.openxmlformats.org/drawingml/2006/main" noChangeAspect="1"/>
             </wp:cNvGraphicFramePr>
@@ -12566,7 +12567,7 @@
               <a:graphicData uri="http://schemas.openxmlformats.org/drawingml/2006/picture">
                 <pic:pic xmlns:pic="http://schemas.openxmlformats.org/drawingml/2006/picture">
                   <pic:nvPicPr>
-                    <pic:cNvPr id="4" name="Imagen 4" descr="En la figura 1 se enlistan las estrategias DOFA y su alcance: &#10;FO&#10;Fortalezas + Oportunidades= Crecimiento.&#10;DO&#10;Debilidades + Oportunidades= Mejora.&#10;FA&#10;Fortalezas + Amenazas= Protección.&#10;DA&#10;Debilidades + Amenazas= Defensa.&#10;"/>
+                    <pic:cNvPr id="4" name="Imagen 4" descr="La figura describe una matriz DOFA dividida en cuatro cuadrantes: FO (fortalezas más oportunidades, orientadas al crecimiento), FA (fortalezas más amenazas, enfocadas en la protección), DO (debilidades más oportunidades, dirigidas a la mejora) y DA (debilidades más amenazas, orientadas a la defensa)."/>
                     <pic:cNvPicPr/>
                   </pic:nvPicPr>
                   <pic:blipFill>
@@ -13052,6 +13053,7 @@
                 <w:bCs/>
                 <w:szCs w:val="28"/>
               </w:rPr>
+              <w:lastRenderedPageBreak/>
               <w:t>Oportunidades (O)</w:t>
             </w:r>
           </w:p>
@@ -15710,27 +15712,46 @@
                 <w:bCs/>
                 <w:lang w:val="es-419"/>
               </w:rPr>
-              <w:t>Hombre</w:t>
-            </w:r>
+              <w:t>Hombre:</w:t>
+            </w:r>
+            <w:r>
+              <w:rPr>
+                <w:lang w:val="es-419"/>
+              </w:rPr>
+              <w:t xml:space="preserve"> y</w:t>
+            </w:r>
+            <w:r>
+              <w:rPr>
+                <w:lang w:val="es-419"/>
+              </w:rPr>
+              <w:t xml:space="preserve"> poco a poco empezaron a mirar el negocio con otros ojos. Ya no solamente pensando en el día a día, sino tratando de entender si de verdad estaban listos para crecer.</w:t>
+            </w:r>
+          </w:p>
+          <w:p>
+            <w:pPr>
+              <w:rPr>
+                <w:lang w:val="es-419"/>
+              </w:rPr>
+            </w:pPr>
             <w:r>
               <w:rPr>
                 <w:b/>
                 <w:bCs/>
                 <w:lang w:val="es-419"/>
               </w:rPr>
-              <w:t>:</w:t>
+              <w:t>Mujer</w:t>
             </w:r>
             <w:r>
               <w:rPr>
                 <w:lang w:val="es-419"/>
               </w:rPr>
-              <w:t xml:space="preserve"> y</w:t>
+              <w:t>: y</w:t>
             </w:r>
             <w:r>
               <w:rPr>
                 <w:lang w:val="es-419"/>
               </w:rPr>
-              <w:t xml:space="preserve"> poco a poco empezaron a mirar el negocio con otros ojos. Ya no solamente pensando en el día a día, sino tratando de entender si de verdad estaban listos para crecer.</w:t>
+              <w:t xml:space="preserve"> fue ahí cuando empezaron a trabajar con la matriz DOFA. Una herramienta que les ayudó a aterrizar muchas preguntas que venían rondando hace rato sobre el negocio y el crecimiento de la cafetería.</w:t>
             </w:r>
           </w:p>
           <w:p>
@@ -15745,19 +15766,19 @@
                 <w:bCs/>
                 <w:lang w:val="es-419"/>
               </w:rPr>
-              <w:t>Mujer</w:t>
+              <w:t>Hombre:</w:t>
             </w:r>
             <w:r>
               <w:rPr>
                 <w:lang w:val="es-419"/>
               </w:rPr>
-              <w:t>: y</w:t>
+              <w:t xml:space="preserve"> ah</w:t>
             </w:r>
             <w:r>
               <w:rPr>
                 <w:lang w:val="es-419"/>
               </w:rPr>
-              <w:t xml:space="preserve"> fue ahí cuando empezaron a trabajar con la matriz DOFA. Una herramienta que les ayudó a aterrizar muchas preguntas que venían rondando hace rato sobre el negocio y el crecimiento de la cafetería.</w:t>
+              <w:t>í descubrieron, por ejemplo, que una de las mayores fortalezas de la cafetería era la relación cercana que habían construido con los clientes durante tantos años. Pero también aparecieron debilidades importantes. La cocina ya trabajaba al límite en horas pico y varios procesos seguían dependiendo casi por completo de Don Álvaro.</w:t>
             </w:r>
           </w:p>
           <w:p>
@@ -15772,51 +15793,8 @@
                 <w:bCs/>
                 <w:lang w:val="es-419"/>
               </w:rPr>
-              <w:t>Hombre</w:t>
-            </w:r>
-            <w:r>
-              <w:rPr>
-                <w:b/>
-                <w:bCs/>
-                <w:lang w:val="es-419"/>
-              </w:rPr>
-              <w:t>:</w:t>
-            </w:r>
-            <w:r>
-              <w:rPr>
-                <w:lang w:val="es-419"/>
-              </w:rPr>
-              <w:t xml:space="preserve"> ah</w:t>
-            </w:r>
-            <w:r>
-              <w:rPr>
-                <w:lang w:val="es-419"/>
-              </w:rPr>
-              <w:t>í descubrieron, por ejemplo, que una de las mayores fortalezas de la cafetería era la relación cercana que habían construido con los clientes durante tantos años. Pero también aparecieron debilidades importantes. La cocina ya trabajaba al límite en horas pico y varios procesos seguían dependiendo casi por completo de Don Álvaro.</w:t>
-            </w:r>
-          </w:p>
-          <w:p>
-            <w:pPr>
-              <w:rPr>
-                <w:lang w:val="es-419"/>
-              </w:rPr>
-            </w:pPr>
-            <w:r>
-              <w:rPr>
-                <w:b/>
-                <w:bCs/>
-                <w:lang w:val="es-419"/>
-              </w:rPr>
               <w:lastRenderedPageBreak/>
-              <w:t>Mujer</w:t>
-            </w:r>
-            <w:r>
-              <w:rPr>
-                <w:b/>
-                <w:bCs/>
-                <w:lang w:val="es-419"/>
-              </w:rPr>
-              <w:t>:</w:t>
+              <w:t>Mujer:</w:t>
             </w:r>
             <w:r>
               <w:rPr>
@@ -24260,6 +24238,15 @@
 </file>
 
 <file path=customXml/item1.xml><?xml version="1.0" encoding="utf-8"?>
+<?mso-contentType ?>
+<FormTemplates xmlns="http://schemas.microsoft.com/sharepoint/v3/contenttype/forms">
+  <Display>DocumentLibraryForm</Display>
+  <Edit>DocumentLibraryForm</Edit>
+  <New>DocumentLibraryForm</New>
+</FormTemplates>
+</file>
+
+<file path=customXml/item2.xml><?xml version="1.0" encoding="utf-8"?>
 <ct:contentTypeSchema xmlns:ct="http://schemas.microsoft.com/office/2006/metadata/contentType" xmlns:ma="http://schemas.microsoft.com/office/2006/metadata/properties/metaAttributes" ct:_="" ma:_="" ma:contentTypeName="Documento" ma:contentTypeID="0x01010005252A1EF3BD024F856B47B579AB5244" ma:contentTypeVersion="7" ma:contentTypeDescription="Crear nuevo documento." ma:contentTypeScope="" ma:versionID="412665a93b9a18c19aeb677c5558e545">
   <xsd:schema xmlns:xsd="http://www.w3.org/2001/XMLSchema" xmlns:xs="http://www.w3.org/2001/XMLSchema" xmlns:p="http://schemas.microsoft.com/office/2006/metadata/properties" xmlns:ns2="42760c81-fd8e-4d59-8953-7cdb9f38b14f" targetNamespace="http://schemas.microsoft.com/office/2006/metadata/properties" ma:root="true" ma:fieldsID="ef1edaae6aaf162ebfd787062f600950" ns2:_="">
     <xsd:import namespace="42760c81-fd8e-4d59-8953-7cdb9f38b14f"/>
@@ -24421,26 +24408,25 @@
 </ct:contentTypeSchema>
 </file>
 
-<file path=customXml/item2.xml><?xml version="1.0" encoding="utf-8"?>
-<?mso-contentType ?>
-<FormTemplates xmlns="http://schemas.microsoft.com/sharepoint/v3/contenttype/forms">
-  <Display>DocumentLibraryForm</Display>
-  <Edit>DocumentLibraryForm</Edit>
-  <New>DocumentLibraryForm</New>
-</FormTemplates>
+<file path=customXml/item3.xml><?xml version="1.0" encoding="utf-8"?>
+<b:Sources xmlns:b="http://schemas.openxmlformats.org/officeDocument/2006/bibliography" xmlns="http://schemas.openxmlformats.org/officeDocument/2006/bibliography" SelectedStyle="\APASixthEditionOfficeOnline.xsl" StyleName="APA" Version="6"/>
 </file>
 
-<file path=customXml/item3.xml><?xml version="1.0" encoding="utf-8"?>
+<file path=customXml/item4.xml><?xml version="1.0" encoding="utf-8"?>
 <p:properties xmlns:p="http://schemas.microsoft.com/office/2006/metadata/properties" xmlns:xsi="http://www.w3.org/2001/XMLSchema-instance" xmlns:pc="http://schemas.microsoft.com/office/infopath/2007/PartnerControls">
   <documentManagement/>
 </p:properties>
 </file>
 
-<file path=customXml/item4.xml><?xml version="1.0" encoding="utf-8"?>
-<b:Sources xmlns:b="http://schemas.openxmlformats.org/officeDocument/2006/bibliography" xmlns="http://schemas.openxmlformats.org/officeDocument/2006/bibliography" SelectedStyle="\APASixthEditionOfficeOnline.xsl" StyleName="APA" Version="6"/>
+<file path=customXml/itemProps1.xml><?xml version="1.0" encoding="utf-8"?>
+<ds:datastoreItem xmlns:ds="http://schemas.openxmlformats.org/officeDocument/2006/customXml" ds:itemID="{81CBDEC1-3B00-44ED-AD36-0268077980BA}">
+  <ds:schemaRefs>
+    <ds:schemaRef ds:uri="http://schemas.microsoft.com/sharepoint/v3/contenttype/forms"/>
+  </ds:schemaRefs>
+</ds:datastoreItem>
 </file>
 
-<file path=customXml/itemProps1.xml><?xml version="1.0" encoding="utf-8"?>
+<file path=customXml/itemProps2.xml><?xml version="1.0" encoding="utf-8"?>
 <ds:datastoreItem xmlns:ds="http://schemas.openxmlformats.org/officeDocument/2006/customXml" ds:itemID="{BD7A6BAD-071A-4CDE-9F6A-09BB01B12D74}">
   <ds:schemaRefs>
     <ds:schemaRef ds:uri="http://schemas.microsoft.com/office/2006/metadata/contentType"/>
@@ -24458,27 +24444,19 @@
 </ds:datastoreItem>
 </file>
 
-<file path=customXml/itemProps2.xml><?xml version="1.0" encoding="utf-8"?>
-<ds:datastoreItem xmlns:ds="http://schemas.openxmlformats.org/officeDocument/2006/customXml" ds:itemID="{81CBDEC1-3B00-44ED-AD36-0268077980BA}">
+<file path=customXml/itemProps3.xml><?xml version="1.0" encoding="utf-8"?>
+<ds:datastoreItem xmlns:ds="http://schemas.openxmlformats.org/officeDocument/2006/customXml" ds:itemID="{E8AB44A3-7C62-4BD2-82ED-8ABC209970FA}">
   <ds:schemaRefs>
-    <ds:schemaRef ds:uri="http://schemas.microsoft.com/sharepoint/v3/contenttype/forms"/>
+    <ds:schemaRef ds:uri="http://schemas.openxmlformats.org/officeDocument/2006/bibliography"/>
   </ds:schemaRefs>
 </ds:datastoreItem>
 </file>
 
-<file path=customXml/itemProps3.xml><?xml version="1.0" encoding="utf-8"?>
+<file path=customXml/itemProps4.xml><?xml version="1.0" encoding="utf-8"?>
 <ds:datastoreItem xmlns:ds="http://schemas.openxmlformats.org/officeDocument/2006/customXml" ds:itemID="{1145D752-ACC1-45E1-AB53-0C756F67FC7F}">
   <ds:schemaRefs>
     <ds:schemaRef ds:uri="http://schemas.microsoft.com/office/2006/metadata/properties"/>
     <ds:schemaRef ds:uri="http://schemas.microsoft.com/office/infopath/2007/PartnerControls"/>
   </ds:schemaRefs>
 </ds:datastoreItem>
-</file>
-
-<file path=customXml/itemProps4.xml><?xml version="1.0" encoding="utf-8"?>
-<ds:datastoreItem xmlns:ds="http://schemas.openxmlformats.org/officeDocument/2006/customXml" ds:itemID="{E8AB44A3-7C62-4BD2-82ED-8ABC209970FA}">
-  <ds:schemaRefs>
-    <ds:schemaRef ds:uri="http://schemas.openxmlformats.org/officeDocument/2006/bibliography"/>
-  </ds:schemaRefs>
-</ds:datastoreItem>
 </file>